--- a/Files/02 - Shemos/07 - Teruma/5784/Teruma 5784.docx
+++ b/Files/02 - Shemos/07 - Teruma/5784/Teruma 5784.docx
@@ -1714,7 +1714,7 @@
         <w:rPr>
           <w:rFonts w:ascii="Times New Roman" w:hAnsi="Times New Roman" w:cs="Times New Roman"/>
         </w:rPr>
-        <w:t xml:space="preserve"> brings a</w:t>
+        <w:t xml:space="preserve"> brings a </w:t>
       </w:r>
       <w:r>
         <w:rPr>
@@ -2610,7 +2610,7 @@
         <w:rPr>
           <w:rFonts w:ascii="Times New Roman" w:hAnsi="Times New Roman" w:cs="Times New Roman"/>
         </w:rPr>
-        <w:t>, the</w:t>
+        <w:t xml:space="preserve">, the </w:t>
       </w:r>
       <w:r>
         <w:rPr>

--- a/Files/02 - Shemos/07 - Teruma/5784/Teruma 5784.docx
+++ b/Files/02 - Shemos/07 - Teruma/5784/Teruma 5784.docx
@@ -1266,7 +1266,7 @@
           <w:rFonts w:ascii="Times New Roman" w:hAnsi="Times New Roman" w:cs="Times New Roman"/>
           <w:rtl/>
         </w:rPr>
-        <w:t>"</w:t>
+        <w:t>״</w:t>
       </w:r>
       <w:r>
         <w:rPr>
@@ -1501,7 +1501,7 @@
           <w:rFonts w:ascii="Times New Roman" w:hAnsi="Times New Roman" w:cs="Times New Roman"/>
           <w:rtl/>
         </w:rPr>
-        <w:t>"</w:t>
+        <w:t>״</w:t>
       </w:r>
       <w:r>
         <w:rPr>
@@ -1662,7 +1662,7 @@
           <w:rFonts w:ascii="Times New Roman" w:hAnsi="Times New Roman" w:cs="Times New Roman"/>
           <w:rtl/>
         </w:rPr>
-        <w:t>"</w:t>
+        <w:t>״</w:t>
       </w:r>
       <w:r>
         <w:rPr>
@@ -1701,7 +1701,7 @@
           <w:rFonts w:ascii="Times New Roman" w:hAnsi="Times New Roman" w:cs="Times New Roman"/>
           <w:rtl/>
         </w:rPr>
-        <w:t>"</w:t>
+        <w:t>״</w:t>
       </w:r>
       <w:r>
         <w:rPr>
@@ -2055,7 +2055,7 @@
           <w:rFonts w:ascii="Times New Roman" w:hAnsi="Times New Roman" w:cs="Times New Roman"/>
           <w:rtl/>
         </w:rPr>
-        <w:t>"</w:t>
+        <w:t>״</w:t>
       </w:r>
       <w:r>
         <w:rPr>
@@ -2202,7 +2202,7 @@
           <w:rFonts w:ascii="Times New Roman" w:hAnsi="Times New Roman" w:cs="Times New Roman"/>
           <w:rtl/>
         </w:rPr>
-        <w:t>"</w:t>
+        <w:t>״</w:t>
       </w:r>
       <w:r>
         <w:rPr>
@@ -2242,7 +2242,7 @@
           <w:rFonts w:ascii="Times New Roman" w:hAnsi="Times New Roman" w:cs="Times New Roman"/>
           <w:rtl/>
         </w:rPr>
-        <w:t>"</w:t>
+        <w:t>״</w:t>
       </w:r>
       <w:r>
         <w:rPr>
@@ -2354,7 +2354,7 @@
           <w:rFonts w:ascii="Times New Roman" w:hAnsi="Times New Roman" w:cs="Times New Roman"/>
           <w:rtl/>
         </w:rPr>
-        <w:t>"</w:t>
+        <w:t>״</w:t>
       </w:r>
       <w:r>
         <w:rPr>
@@ -2504,7 +2504,7 @@
           <w:rFonts w:ascii="Times New Roman" w:hAnsi="Times New Roman" w:cs="Times New Roman"/>
           <w:rtl/>
         </w:rPr>
-        <w:t>"</w:t>
+        <w:t>״</w:t>
       </w:r>
       <w:r>
         <w:rPr>
